--- a/drive_data/1w-FyAt5RGM5d2z_g9hkZEetzW1_gNZKN/Torzní Pojistka - Etický Firewall 😇🔥🧱.docx
+++ b/drive_data/1w-FyAt5RGM5d2z_g9hkZEetzW1_gNZKN/Torzní Pojistka - Etický Firewall 😇🔥🧱.docx
@@ -517,6 +517,11 @@
       <w:sz w:val="30"/>
       <w:szCs w:val="30"/>
     </w:rPr>
+  </w:style>
+  <w:style w:type="paragraph" w:styleId="TableofFigures">
+    <w:name w:val="table of figures"/>
+    <w:basedOn w:val="Normal"/>
+    <w:next w:val="Normal"/>
   </w:style>
 </w:styles>
 </file>
